--- a/data/GuaranteeBusinessTemplate.docx
+++ b/data/GuaranteeBusinessTemplate.docx
@@ -587,12 +587,12 @@
         </w:tblCellMar>
       </w:tblPr>
       <w:tblGrid>
-        <w:gridCol w:w="1420"/>
-        <w:gridCol w:w="1360"/>
-        <w:gridCol w:w="1541"/>
-        <w:gridCol w:w="1481"/>
-        <w:gridCol w:w="1420"/>
-        <w:gridCol w:w="1300"/>
+        <w:gridCol w:w="1131"/>
+        <w:gridCol w:w="1085"/>
+        <w:gridCol w:w="1771"/>
+        <w:gridCol w:w="1725"/>
+        <w:gridCol w:w="1176"/>
+        <w:gridCol w:w="1634"/>
       </w:tblGrid>
       <w:tr>
         <w:tblPrEx>
@@ -622,7 +622,7 @@
               <w:keepLines w:val="0"/>
               <w:widowControl/>
               <w:suppressLineNumbers w:val="0"/>
-              <w:jc w:val="left"/>
+              <w:jc w:val="center"/>
               <w:rPr>
                 <w:rFonts w:hint="eastAsia" w:ascii="宋体" w:hAnsi="宋体" w:eastAsia="宋体" w:cs="宋体"/>
                 <w:kern w:val="0"/>
@@ -633,13 +633,15 @@
             </w:pPr>
             <w:r>
               <w:rPr>
-                <w:rFonts w:hint="default" w:ascii="宋体" w:hAnsi="宋体" w:eastAsia="宋体" w:cs="宋体"/>
-                <w:kern w:val="0"/>
-                <w:sz w:val="24"/>
-                <w:szCs w:val="24"/>
-                <w:lang w:val="en-US" w:eastAsia="zh-CN" w:bidi="ar"/>
-              </w:rPr>
-              <w:t>序号‌</w:t>
+                <w:rFonts w:ascii="宋体" w:hAnsi="宋体" w:eastAsia="宋体" w:cs="宋体"/>
+                <w:b/>
+                <w:bCs/>
+                <w:kern w:val="0"/>
+                <w:sz w:val="24"/>
+                <w:szCs w:val="24"/>
+                <w:lang w:val="en-US" w:eastAsia="zh-CN" w:bidi="ar"/>
+              </w:rPr>
+              <w:t>序号</w:t>
             </w:r>
           </w:p>
         </w:tc>
@@ -654,7 +656,7 @@
               <w:keepLines w:val="0"/>
               <w:widowControl/>
               <w:suppressLineNumbers w:val="0"/>
-              <w:jc w:val="left"/>
+              <w:jc w:val="center"/>
               <w:rPr>
                 <w:rFonts w:hint="eastAsia" w:ascii="宋体" w:hAnsi="宋体" w:eastAsia="宋体" w:cs="宋体"/>
                 <w:kern w:val="0"/>
@@ -665,13 +667,15 @@
             </w:pPr>
             <w:r>
               <w:rPr>
-                <w:rFonts w:hint="default" w:ascii="宋体" w:hAnsi="宋体" w:eastAsia="宋体" w:cs="宋体"/>
-                <w:kern w:val="0"/>
-                <w:sz w:val="24"/>
-                <w:szCs w:val="24"/>
-                <w:lang w:val="en-US" w:eastAsia="zh-CN" w:bidi="ar"/>
-              </w:rPr>
-              <w:t>‌担保机构简称‌</w:t>
+                <w:rFonts w:ascii="宋体" w:hAnsi="宋体" w:eastAsia="宋体" w:cs="宋体"/>
+                <w:b/>
+                <w:bCs/>
+                <w:kern w:val="0"/>
+                <w:sz w:val="24"/>
+                <w:szCs w:val="24"/>
+                <w:lang w:val="en-US" w:eastAsia="zh-CN" w:bidi="ar"/>
+              </w:rPr>
+              <w:t>担保机构简称</w:t>
             </w:r>
           </w:p>
         </w:tc>
@@ -686,7 +690,7 @@
               <w:keepLines w:val="0"/>
               <w:widowControl/>
               <w:suppressLineNumbers w:val="0"/>
-              <w:jc w:val="left"/>
+              <w:jc w:val="center"/>
               <w:rPr>
                 <w:rFonts w:hint="eastAsia" w:ascii="宋体" w:hAnsi="宋体" w:eastAsia="宋体" w:cs="宋体"/>
                 <w:kern w:val="0"/>
@@ -697,13 +701,15 @@
             </w:pPr>
             <w:r>
               <w:rPr>
-                <w:rFonts w:hint="default" w:ascii="宋体" w:hAnsi="宋体" w:eastAsia="宋体" w:cs="宋体"/>
-                <w:kern w:val="0"/>
-                <w:sz w:val="24"/>
-                <w:szCs w:val="24"/>
-                <w:lang w:val="en-US" w:eastAsia="zh-CN" w:bidi="ar"/>
-              </w:rPr>
-              <w:t>‌实收资本‌</w:t>
+                <w:rFonts w:ascii="宋体" w:hAnsi="宋体" w:eastAsia="宋体" w:cs="宋体"/>
+                <w:b/>
+                <w:bCs/>
+                <w:kern w:val="0"/>
+                <w:sz w:val="24"/>
+                <w:szCs w:val="24"/>
+                <w:lang w:val="en-US" w:eastAsia="zh-CN" w:bidi="ar"/>
+              </w:rPr>
+              <w:t>实收资本</w:t>
             </w:r>
           </w:p>
         </w:tc>
@@ -718,7 +724,7 @@
               <w:keepLines w:val="0"/>
               <w:widowControl/>
               <w:suppressLineNumbers w:val="0"/>
-              <w:jc w:val="left"/>
+              <w:jc w:val="center"/>
               <w:rPr>
                 <w:rFonts w:hint="eastAsia" w:ascii="宋体" w:hAnsi="宋体" w:eastAsia="宋体" w:cs="宋体"/>
                 <w:kern w:val="0"/>
@@ -729,13 +735,15 @@
             </w:pPr>
             <w:r>
               <w:rPr>
-                <w:rFonts w:hint="default" w:ascii="宋体" w:hAnsi="宋体" w:eastAsia="宋体" w:cs="宋体"/>
-                <w:kern w:val="0"/>
-                <w:sz w:val="24"/>
-                <w:szCs w:val="24"/>
-                <w:lang w:val="en-US" w:eastAsia="zh-CN" w:bidi="ar"/>
-              </w:rPr>
-              <w:t>‌业务规模‌</w:t>
+                <w:rFonts w:ascii="宋体" w:hAnsi="宋体" w:eastAsia="宋体" w:cs="宋体"/>
+                <w:b/>
+                <w:bCs/>
+                <w:kern w:val="0"/>
+                <w:sz w:val="24"/>
+                <w:szCs w:val="24"/>
+                <w:lang w:val="en-US" w:eastAsia="zh-CN" w:bidi="ar"/>
+              </w:rPr>
+              <w:t>业务规模</w:t>
             </w:r>
           </w:p>
         </w:tc>
@@ -750,7 +758,7 @@
               <w:keepLines w:val="0"/>
               <w:widowControl/>
               <w:suppressLineNumbers w:val="0"/>
-              <w:jc w:val="left"/>
+              <w:jc w:val="center"/>
               <w:rPr>
                 <w:rFonts w:hint="eastAsia" w:ascii="宋体" w:hAnsi="宋体" w:eastAsia="宋体" w:cs="宋体"/>
                 <w:kern w:val="0"/>
@@ -761,13 +769,15 @@
             </w:pPr>
             <w:r>
               <w:rPr>
-                <w:rFonts w:hint="default" w:ascii="宋体" w:hAnsi="宋体" w:eastAsia="宋体" w:cs="宋体"/>
-                <w:kern w:val="0"/>
-                <w:sz w:val="24"/>
-                <w:szCs w:val="24"/>
-                <w:lang w:val="en-US" w:eastAsia="zh-CN" w:bidi="ar"/>
-              </w:rPr>
-              <w:t>‌规模占比‌</w:t>
+                <w:rFonts w:ascii="宋体" w:hAnsi="宋体" w:eastAsia="宋体" w:cs="宋体"/>
+                <w:b/>
+                <w:bCs/>
+                <w:kern w:val="0"/>
+                <w:sz w:val="24"/>
+                <w:szCs w:val="24"/>
+                <w:lang w:val="en-US" w:eastAsia="zh-CN" w:bidi="ar"/>
+              </w:rPr>
+              <w:t>规模占比</w:t>
             </w:r>
           </w:p>
         </w:tc>
@@ -782,7 +792,7 @@
               <w:keepLines w:val="0"/>
               <w:widowControl/>
               <w:suppressLineNumbers w:val="0"/>
-              <w:jc w:val="left"/>
+              <w:jc w:val="center"/>
               <w:rPr>
                 <w:rFonts w:hint="eastAsia" w:ascii="宋体" w:hAnsi="宋体" w:eastAsia="宋体" w:cs="宋体"/>
                 <w:kern w:val="0"/>
@@ -793,13 +803,15 @@
             </w:pPr>
             <w:r>
               <w:rPr>
-                <w:rFonts w:hint="default" w:ascii="宋体" w:hAnsi="宋体" w:eastAsia="宋体" w:cs="宋体"/>
-                <w:kern w:val="0"/>
-                <w:sz w:val="24"/>
-                <w:szCs w:val="24"/>
-                <w:lang w:val="en-US" w:eastAsia="zh-CN" w:bidi="ar"/>
-              </w:rPr>
-              <w:t>‌同比增减‌</w:t>
+                <w:rFonts w:ascii="宋体" w:hAnsi="宋体" w:eastAsia="宋体" w:cs="宋体"/>
+                <w:b/>
+                <w:bCs/>
+                <w:kern w:val="0"/>
+                <w:sz w:val="24"/>
+                <w:szCs w:val="24"/>
+                <w:lang w:val="en-US" w:eastAsia="zh-CN" w:bidi="ar"/>
+              </w:rPr>
+              <w:t>同比增减</w:t>
             </w:r>
           </w:p>
         </w:tc>
@@ -843,13 +855,223 @@
             </w:pPr>
             <w:r>
               <w:rPr>
+                <w:rFonts w:ascii="宋体" w:hAnsi="宋体" w:eastAsia="宋体" w:cs="宋体"/>
+                <w:kern w:val="0"/>
+                <w:sz w:val="24"/>
+                <w:szCs w:val="24"/>
+                <w:lang w:val="en-US" w:eastAsia="zh-CN" w:bidi="ar"/>
+              </w:rPr>
+              <w:t>{{inst_table.index}}</w:t>
+            </w:r>
+          </w:p>
+        </w:tc>
+        <w:tc>
+          <w:tcPr>
+            <w:tcW w:w="1420" w:type="dxa"/>
+            <w:vAlign w:val="center"/>
+          </w:tcPr>
+          <w:p>
+            <w:pPr>
+              <w:keepNext w:val="0"/>
+              <w:keepLines w:val="0"/>
+              <w:widowControl/>
+              <w:suppressLineNumbers w:val="0"/>
+              <w:jc w:val="left"/>
+              <w:rPr>
+                <w:rFonts w:hint="eastAsia" w:ascii="宋体" w:hAnsi="宋体" w:eastAsia="宋体" w:cs="宋体"/>
+                <w:kern w:val="0"/>
+                <w:sz w:val="24"/>
+                <w:szCs w:val="24"/>
+                <w:lang w:val="en-US" w:eastAsia="zh-CN" w:bidi="ar"/>
+              </w:rPr>
+            </w:pPr>
+            <w:r>
+              <w:rPr>
+                <w:rFonts w:ascii="宋体" w:hAnsi="宋体" w:eastAsia="宋体" w:cs="宋体"/>
+                <w:kern w:val="0"/>
+                <w:sz w:val="24"/>
+                <w:szCs w:val="24"/>
+                <w:lang w:val="en-US" w:eastAsia="zh-CN" w:bidi="ar"/>
+              </w:rPr>
+              <w:t>{{inst_table.name}}</w:t>
+            </w:r>
+          </w:p>
+        </w:tc>
+        <w:tc>
+          <w:tcPr>
+            <w:tcW w:w="1420" w:type="dxa"/>
+            <w:vAlign w:val="center"/>
+          </w:tcPr>
+          <w:p>
+            <w:pPr>
+              <w:keepNext w:val="0"/>
+              <w:keepLines w:val="0"/>
+              <w:widowControl/>
+              <w:suppressLineNumbers w:val="0"/>
+              <w:jc w:val="left"/>
+              <w:rPr>
+                <w:rFonts w:hint="eastAsia" w:ascii="宋体" w:hAnsi="宋体" w:eastAsia="宋体" w:cs="宋体"/>
+                <w:kern w:val="0"/>
+                <w:sz w:val="24"/>
+                <w:szCs w:val="24"/>
+                <w:lang w:val="en-US" w:eastAsia="zh-CN" w:bidi="ar"/>
+              </w:rPr>
+            </w:pPr>
+            <w:r>
+              <w:rPr>
+                <w:rFonts w:ascii="宋体" w:hAnsi="宋体" w:eastAsia="宋体" w:cs="宋体"/>
+                <w:kern w:val="0"/>
+                <w:sz w:val="24"/>
+                <w:szCs w:val="24"/>
+                <w:lang w:val="en-US" w:eastAsia="zh-CN" w:bidi="ar"/>
+              </w:rPr>
+              <w:t>{{inst_table.capital}}</w:t>
+            </w:r>
+          </w:p>
+        </w:tc>
+        <w:tc>
+          <w:tcPr>
+            <w:tcW w:w="1420" w:type="dxa"/>
+            <w:vAlign w:val="center"/>
+          </w:tcPr>
+          <w:p>
+            <w:pPr>
+              <w:keepNext w:val="0"/>
+              <w:keepLines w:val="0"/>
+              <w:widowControl/>
+              <w:suppressLineNumbers w:val="0"/>
+              <w:jc w:val="left"/>
+              <w:rPr>
+                <w:rFonts w:hint="eastAsia" w:ascii="宋体" w:hAnsi="宋体" w:eastAsia="宋体" w:cs="宋体"/>
+                <w:kern w:val="0"/>
+                <w:sz w:val="24"/>
+                <w:szCs w:val="24"/>
+                <w:lang w:val="en-US" w:eastAsia="zh-CN" w:bidi="ar"/>
+              </w:rPr>
+            </w:pPr>
+            <w:r>
+              <w:rPr>
+                <w:rFonts w:ascii="宋体" w:hAnsi="宋体" w:eastAsia="宋体" w:cs="宋体"/>
+                <w:kern w:val="0"/>
+                <w:sz w:val="24"/>
+                <w:szCs w:val="24"/>
+                <w:lang w:val="en-US" w:eastAsia="zh-CN" w:bidi="ar"/>
+              </w:rPr>
+              <w:t>{{inst_table.amount}}</w:t>
+            </w:r>
+          </w:p>
+        </w:tc>
+        <w:tc>
+          <w:tcPr>
+            <w:tcW w:w="1421" w:type="dxa"/>
+            <w:vAlign w:val="center"/>
+          </w:tcPr>
+          <w:p>
+            <w:pPr>
+              <w:keepNext w:val="0"/>
+              <w:keepLines w:val="0"/>
+              <w:widowControl/>
+              <w:suppressLineNumbers w:val="0"/>
+              <w:jc w:val="left"/>
+              <w:rPr>
+                <w:rFonts w:hint="eastAsia" w:ascii="宋体" w:hAnsi="宋体" w:eastAsia="宋体" w:cs="宋体"/>
+                <w:kern w:val="0"/>
+                <w:sz w:val="24"/>
+                <w:szCs w:val="24"/>
+                <w:lang w:val="en-US" w:eastAsia="zh-CN" w:bidi="ar"/>
+              </w:rPr>
+            </w:pPr>
+            <w:r>
+              <w:rPr>
+                <w:rFonts w:ascii="宋体" w:hAnsi="宋体" w:eastAsia="宋体" w:cs="宋体"/>
+                <w:kern w:val="0"/>
+                <w:sz w:val="24"/>
+                <w:szCs w:val="24"/>
+                <w:lang w:val="en-US" w:eastAsia="zh-CN" w:bidi="ar"/>
+              </w:rPr>
+              <w:t>{{inst_table.ratio}}%</w:t>
+            </w:r>
+          </w:p>
+        </w:tc>
+        <w:tc>
+          <w:tcPr>
+            <w:tcW w:w="1421" w:type="dxa"/>
+            <w:vAlign w:val="center"/>
+          </w:tcPr>
+          <w:p>
+            <w:pPr>
+              <w:keepNext w:val="0"/>
+              <w:keepLines w:val="0"/>
+              <w:widowControl/>
+              <w:suppressLineNumbers w:val="0"/>
+              <w:jc w:val="left"/>
+              <w:rPr>
+                <w:rFonts w:hint="eastAsia" w:ascii="宋体" w:hAnsi="宋体" w:eastAsia="宋体" w:cs="宋体"/>
+                <w:kern w:val="0"/>
+                <w:sz w:val="24"/>
+                <w:szCs w:val="24"/>
+                <w:lang w:val="en-US" w:eastAsia="zh-CN" w:bidi="ar"/>
+              </w:rPr>
+            </w:pPr>
+            <w:r>
+              <w:rPr>
+                <w:rFonts w:ascii="宋体" w:hAnsi="宋体" w:eastAsia="宋体" w:cs="宋体"/>
+                <w:kern w:val="0"/>
+                <w:sz w:val="24"/>
+                <w:szCs w:val="24"/>
+                <w:lang w:val="en-US" w:eastAsia="zh-CN" w:bidi="ar"/>
+              </w:rPr>
+              <w:t>{{inst_table.yoy}}%</w:t>
+            </w:r>
+          </w:p>
+        </w:tc>
+      </w:tr>
+      <w:tr>
+        <w:tblPrEx>
+          <w:tblBorders>
+            <w:top w:val="single" w:color="auto" w:sz="4" w:space="0"/>
+            <w:left w:val="single" w:color="auto" w:sz="4" w:space="0"/>
+            <w:bottom w:val="single" w:color="auto" w:sz="4" w:space="0"/>
+            <w:right w:val="single" w:color="auto" w:sz="4" w:space="0"/>
+            <w:insideH w:val="single" w:color="auto" w:sz="4" w:space="0"/>
+            <w:insideV w:val="single" w:color="auto" w:sz="4" w:space="0"/>
+          </w:tblBorders>
+          <w:tblCellMar>
+            <w:top w:w="0" w:type="dxa"/>
+            <w:left w:w="108" w:type="dxa"/>
+            <w:bottom w:w="0" w:type="dxa"/>
+            <w:right w:w="108" w:type="dxa"/>
+          </w:tblCellMar>
+        </w:tblPrEx>
+        <w:tc>
+          <w:tcPr>
+            <w:tcW w:w="1420" w:type="dxa"/>
+            <w:vAlign w:val="center"/>
+          </w:tcPr>
+          <w:p>
+            <w:pPr>
+              <w:keepNext w:val="0"/>
+              <w:keepLines w:val="0"/>
+              <w:widowControl/>
+              <w:suppressLineNumbers w:val="0"/>
+              <w:jc w:val="left"/>
+              <w:rPr>
                 <w:rFonts w:hint="default" w:ascii="宋体" w:hAnsi="宋体" w:eastAsia="宋体" w:cs="宋体"/>
                 <w:kern w:val="0"/>
                 <w:sz w:val="24"/>
                 <w:szCs w:val="24"/>
                 <w:lang w:val="en-US" w:eastAsia="zh-CN" w:bidi="ar"/>
               </w:rPr>
-              <w:t>{{inst_table.index}}</w:t>
+            </w:pPr>
+            <w:r>
+              <w:rPr>
+                <w:rFonts w:ascii="宋体" w:hAnsi="宋体" w:eastAsia="宋体" w:cs="宋体"/>
+                <w:kern w:val="0"/>
+                <w:sz w:val="24"/>
+                <w:szCs w:val="24"/>
+                <w:lang w:val="en-US" w:eastAsia="zh-CN" w:bidi="ar"/>
+              </w:rPr>
+              <w:t>合计</w:t>
             </w:r>
           </w:p>
         </w:tc>
@@ -860,28 +1082,45 @@
           </w:tcPr>
           <w:p>
             <w:pPr>
+              <w:rPr>
+                <w:rFonts w:hint="default" w:ascii="宋体" w:hAnsi="宋体" w:eastAsia="宋体" w:cs="宋体"/>
+                <w:kern w:val="0"/>
+                <w:sz w:val="24"/>
+                <w:szCs w:val="24"/>
+                <w:lang w:val="en-US" w:eastAsia="zh-CN" w:bidi="ar"/>
+              </w:rPr>
+            </w:pPr>
+          </w:p>
+        </w:tc>
+        <w:tc>
+          <w:tcPr>
+            <w:tcW w:w="1420" w:type="dxa"/>
+            <w:vAlign w:val="center"/>
+          </w:tcPr>
+          <w:p>
+            <w:pPr>
               <w:keepNext w:val="0"/>
               <w:keepLines w:val="0"/>
               <w:widowControl/>
               <w:suppressLineNumbers w:val="0"/>
               <w:jc w:val="left"/>
               <w:rPr>
-                <w:rFonts w:hint="eastAsia" w:ascii="宋体" w:hAnsi="宋体" w:eastAsia="宋体" w:cs="宋体"/>
-                <w:kern w:val="0"/>
-                <w:sz w:val="24"/>
-                <w:szCs w:val="24"/>
-                <w:lang w:val="en-US" w:eastAsia="zh-CN" w:bidi="ar"/>
-              </w:rPr>
-            </w:pPr>
-            <w:r>
-              <w:rPr>
                 <w:rFonts w:hint="default" w:ascii="宋体" w:hAnsi="宋体" w:eastAsia="宋体" w:cs="宋体"/>
                 <w:kern w:val="0"/>
                 <w:sz w:val="24"/>
                 <w:szCs w:val="24"/>
                 <w:lang w:val="en-US" w:eastAsia="zh-CN" w:bidi="ar"/>
               </w:rPr>
-              <w:t>{{inst_table.name}}</w:t>
+            </w:pPr>
+            <w:r>
+              <w:rPr>
+                <w:rFonts w:ascii="宋体" w:hAnsi="宋体" w:eastAsia="宋体" w:cs="宋体"/>
+                <w:kern w:val="0"/>
+                <w:sz w:val="24"/>
+                <w:szCs w:val="24"/>
+                <w:lang w:val="en-US" w:eastAsia="zh-CN" w:bidi="ar"/>
+              </w:rPr>
+              <w:t>{{inst_table_total.total_capital}}</w:t>
             </w:r>
           </w:p>
         </w:tc>
@@ -898,28 +1137,28 @@
               <w:suppressLineNumbers w:val="0"/>
               <w:jc w:val="left"/>
               <w:rPr>
-                <w:rFonts w:hint="eastAsia" w:ascii="宋体" w:hAnsi="宋体" w:eastAsia="宋体" w:cs="宋体"/>
-                <w:kern w:val="0"/>
-                <w:sz w:val="24"/>
-                <w:szCs w:val="24"/>
-                <w:lang w:val="en-US" w:eastAsia="zh-CN" w:bidi="ar"/>
-              </w:rPr>
-            </w:pPr>
-            <w:r>
-              <w:rPr>
                 <w:rFonts w:hint="default" w:ascii="宋体" w:hAnsi="宋体" w:eastAsia="宋体" w:cs="宋体"/>
                 <w:kern w:val="0"/>
                 <w:sz w:val="24"/>
                 <w:szCs w:val="24"/>
                 <w:lang w:val="en-US" w:eastAsia="zh-CN" w:bidi="ar"/>
               </w:rPr>
-              <w:t>{{inst_table.capital}}</w:t>
-            </w:r>
-          </w:p>
-        </w:tc>
-        <w:tc>
-          <w:tcPr>
-            <w:tcW w:w="1420" w:type="dxa"/>
+            </w:pPr>
+            <w:r>
+              <w:rPr>
+                <w:rFonts w:ascii="宋体" w:hAnsi="宋体" w:eastAsia="宋体" w:cs="宋体"/>
+                <w:kern w:val="0"/>
+                <w:sz w:val="24"/>
+                <w:szCs w:val="24"/>
+                <w:lang w:val="en-US" w:eastAsia="zh-CN" w:bidi="ar"/>
+              </w:rPr>
+              <w:t>{{inst_table_total.total_amount}}</w:t>
+            </w:r>
+          </w:p>
+        </w:tc>
+        <w:tc>
+          <w:tcPr>
+            <w:tcW w:w="1421" w:type="dxa"/>
             <w:vAlign w:val="center"/>
           </w:tcPr>
           <w:p>
@@ -930,22 +1169,22 @@
               <w:suppressLineNumbers w:val="0"/>
               <w:jc w:val="left"/>
               <w:rPr>
-                <w:rFonts w:hint="eastAsia" w:ascii="宋体" w:hAnsi="宋体" w:eastAsia="宋体" w:cs="宋体"/>
-                <w:kern w:val="0"/>
-                <w:sz w:val="24"/>
-                <w:szCs w:val="24"/>
-                <w:lang w:val="en-US" w:eastAsia="zh-CN" w:bidi="ar"/>
-              </w:rPr>
-            </w:pPr>
-            <w:r>
-              <w:rPr>
                 <w:rFonts w:hint="default" w:ascii="宋体" w:hAnsi="宋体" w:eastAsia="宋体" w:cs="宋体"/>
                 <w:kern w:val="0"/>
                 <w:sz w:val="24"/>
                 <w:szCs w:val="24"/>
                 <w:lang w:val="en-US" w:eastAsia="zh-CN" w:bidi="ar"/>
               </w:rPr>
-              <w:t>{{inst_table.amount}}</w:t>
+            </w:pPr>
+            <w:r>
+              <w:rPr>
+                <w:rFonts w:ascii="宋体" w:hAnsi="宋体" w:eastAsia="宋体" w:cs="宋体"/>
+                <w:kern w:val="0"/>
+                <w:sz w:val="24"/>
+                <w:szCs w:val="24"/>
+                <w:lang w:val="en-US" w:eastAsia="zh-CN" w:bidi="ar"/>
+              </w:rPr>
+              <w:t>100.00%</w:t>
             </w:r>
           </w:p>
         </w:tc>
@@ -962,54 +1201,22 @@
               <w:suppressLineNumbers w:val="0"/>
               <w:jc w:val="left"/>
               <w:rPr>
-                <w:rFonts w:hint="eastAsia" w:ascii="宋体" w:hAnsi="宋体" w:eastAsia="宋体" w:cs="宋体"/>
-                <w:kern w:val="0"/>
-                <w:sz w:val="24"/>
-                <w:szCs w:val="24"/>
-                <w:lang w:val="en-US" w:eastAsia="zh-CN" w:bidi="ar"/>
-              </w:rPr>
-            </w:pPr>
-            <w:r>
-              <w:rPr>
                 <w:rFonts w:hint="default" w:ascii="宋体" w:hAnsi="宋体" w:eastAsia="宋体" w:cs="宋体"/>
                 <w:kern w:val="0"/>
                 <w:sz w:val="24"/>
                 <w:szCs w:val="24"/>
                 <w:lang w:val="en-US" w:eastAsia="zh-CN" w:bidi="ar"/>
               </w:rPr>
-              <w:t>{{inst_table.ratio}}</w:t>
-            </w:r>
-          </w:p>
-        </w:tc>
-        <w:tc>
-          <w:tcPr>
-            <w:tcW w:w="1421" w:type="dxa"/>
-            <w:vAlign w:val="center"/>
-          </w:tcPr>
-          <w:p>
-            <w:pPr>
-              <w:keepNext w:val="0"/>
-              <w:keepLines w:val="0"/>
-              <w:widowControl/>
-              <w:suppressLineNumbers w:val="0"/>
-              <w:jc w:val="left"/>
-              <w:rPr>
-                <w:rFonts w:hint="eastAsia" w:ascii="宋体" w:hAnsi="宋体" w:eastAsia="宋体" w:cs="宋体"/>
-                <w:kern w:val="0"/>
-                <w:sz w:val="24"/>
-                <w:szCs w:val="24"/>
-                <w:lang w:val="en-US" w:eastAsia="zh-CN" w:bidi="ar"/>
-              </w:rPr>
-            </w:pPr>
-            <w:r>
-              <w:rPr>
-                <w:rFonts w:hint="default" w:ascii="宋体" w:hAnsi="宋体" w:eastAsia="宋体" w:cs="宋体"/>
-                <w:kern w:val="0"/>
-                <w:sz w:val="24"/>
-                <w:szCs w:val="24"/>
-                <w:lang w:val="en-US" w:eastAsia="zh-CN" w:bidi="ar"/>
-              </w:rPr>
-              <w:t>{{inst_table.yoy}}</w:t>
+            </w:pPr>
+            <w:r>
+              <w:rPr>
+                <w:rFonts w:ascii="宋体" w:hAnsi="宋体" w:eastAsia="宋体" w:cs="宋体"/>
+                <w:kern w:val="0"/>
+                <w:sz w:val="24"/>
+                <w:szCs w:val="24"/>
+                <w:lang w:val="en-US" w:eastAsia="zh-CN" w:bidi="ar"/>
+              </w:rPr>
+              <w:t>{{inst_table_total.total_yoy}}%</w:t>
             </w:r>
           </w:p>
         </w:tc>
@@ -2995,6 +3202,12 @@
             <w:insideH w:val="single" w:color="auto" w:sz="4" w:space="0"/>
             <w:insideV w:val="single" w:color="auto" w:sz="4" w:space="0"/>
           </w:tblBorders>
+          <w:tblCellMar>
+            <w:top w:w="0" w:type="dxa"/>
+            <w:left w:w="108" w:type="dxa"/>
+            <w:bottom w:w="0" w:type="dxa"/>
+            <w:right w:w="108" w:type="dxa"/>
+          </w:tblCellMar>
         </w:tblPrEx>
         <w:tc>
           <w:tcPr>
@@ -6402,6 +6615,7 @@
       <w:pPr>
         <w:widowControl w:val="0"/>
         <w:numPr>
+          <w:ilvl w:val="0"/>
           <w:numId w:val="0"/>
         </w:numPr>
         <w:jc w:val="left"/>
@@ -7385,8 +7599,6 @@
         </w:rPr>
         <w:t>金额单位：万元</w:t>
       </w:r>
-      <w:bookmarkStart w:id="0" w:name="_GoBack"/>
-      <w:bookmarkEnd w:id="0"/>
     </w:p>
     <w:tbl>
       <w:tblPr>
@@ -10134,7 +10346,7 @@
         <mc:AlternateContent>
           <mc:Choice Requires="wps">
             <w:drawing>
-              <wp:anchor distT="0" distB="0" distL="114300" distR="114300" simplePos="0" relativeHeight="251661312" behindDoc="0" locked="0" layoutInCell="1" allowOverlap="1">
+              <wp:anchor distT="0" distB="0" distL="114300" distR="114300" simplePos="0" relativeHeight="251660288" behindDoc="0" locked="0" layoutInCell="1" allowOverlap="1">
                 <wp:simplePos x="0" y="0"/>
                 <wp:positionH relativeFrom="margin">
                   <wp:posOffset>-115570</wp:posOffset>
@@ -10178,7 +10390,7 @@
           </mc:Choice>
           <mc:Fallback>
             <w:pict>
-              <v:shape id="自选图形 3" o:spid="_x0000_s1026" o:spt="32" type="#_x0000_t32" style="position:absolute;left:0pt;margin-left:-9.1pt;margin-top:29.7pt;height:0pt;width:433.5pt;mso-position-horizontal-relative:margin;z-index:251661312;mso-width-relative:page;mso-height-relative:page;" filled="f" stroked="t" coordsize="21600,21600" o:gfxdata="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">
+              <v:shape id="自选图形 3" o:spid="_x0000_s1026" o:spt="32" type="#_x0000_t32" style="position:absolute;left:0pt;margin-left:-9.1pt;margin-top:29.7pt;height:0pt;width:433.5pt;mso-position-horizontal-relative:margin;z-index:251660288;mso-width-relative:page;mso-height-relative:page;" filled="f" stroked="t" coordsize="21600,21600" o:gfxdata="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">
                 <v:fill on="f" focussize="0,0"/>
                 <v:stroke color="#000000" joinstyle="round"/>
                 <v:imagedata o:title=""/>
@@ -10310,7 +10522,7 @@
         <mc:AlternateContent>
           <mc:Choice Requires="wps">
             <w:drawing>
-              <wp:anchor distT="0" distB="0" distL="114300" distR="114300" simplePos="0" relativeHeight="251662336" behindDoc="0" locked="0" layoutInCell="1" allowOverlap="1">
+              <wp:anchor distT="0" distB="0" distL="114300" distR="114300" simplePos="0" relativeHeight="251661312" behindDoc="0" locked="0" layoutInCell="1" allowOverlap="1">
                 <wp:simplePos x="0" y="0"/>
                 <wp:positionH relativeFrom="margin">
                   <wp:posOffset>-115570</wp:posOffset>
@@ -10354,7 +10566,7 @@
           </mc:Choice>
           <mc:Fallback>
             <w:pict>
-              <v:shape id="自选图形 4" o:spid="_x0000_s1026" o:spt="32" type="#_x0000_t32" style="position:absolute;left:0pt;margin-left:-9.1pt;margin-top:4.95pt;height:0pt;width:433.5pt;mso-position-horizontal-relative:margin;z-index:251662336;mso-width-relative:page;mso-height-relative:page;" filled="f" stroked="t" coordsize="21600,21600" o:gfxdata="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">
+              <v:shape id="自选图形 4" o:spid="_x0000_s1026" o:spt="32" type="#_x0000_t32" style="position:absolute;left:0pt;margin-left:-9.1pt;margin-top:4.95pt;height:0pt;width:433.5pt;mso-position-horizontal-relative:margin;z-index:251661312;mso-width-relative:page;mso-height-relative:page;" filled="f" stroked="t" coordsize="21600,21600" o:gfxdata="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">
                 <v:fill on="f" focussize="0,0"/>
                 <v:stroke color="#000000" joinstyle="round"/>
                 <v:imagedata o:title=""/>
@@ -10539,7 +10751,7 @@
     <w:lsdException w:qFormat="1" w:unhideWhenUsed="0" w:uiPriority="0" w:semiHidden="0" w:name="Title"/>
     <w:lsdException w:unhideWhenUsed="0" w:uiPriority="0" w:semiHidden="0" w:name="Closing"/>
     <w:lsdException w:unhideWhenUsed="0" w:uiPriority="0" w:semiHidden="0" w:name="Signature"/>
-    <w:lsdException w:unhideWhenUsed="0" w:uiPriority="0" w:name="Default Paragraph Font"/>
+    <w:lsdException w:qFormat="1" w:unhideWhenUsed="0" w:uiPriority="0" w:name="Default Paragraph Font"/>
     <w:lsdException w:unhideWhenUsed="0" w:uiPriority="0" w:semiHidden="0" w:name="Body Text"/>
     <w:lsdException w:unhideWhenUsed="0" w:uiPriority="0" w:semiHidden="0" w:name="Body Text Indent"/>
     <w:lsdException w:unhideWhenUsed="0" w:uiPriority="0" w:semiHidden="0" w:name="List Continue"/>
@@ -10622,7 +10834,7 @@
     <w:lsdException w:unhideWhenUsed="0" w:uiPriority="0" w:semiHidden="0" w:name="Table Web 2"/>
     <w:lsdException w:unhideWhenUsed="0" w:uiPriority="0" w:semiHidden="0" w:name="Table Web 3"/>
     <w:lsdException w:unhideWhenUsed="0" w:uiPriority="0" w:semiHidden="0" w:name="Balloon Text"/>
-    <w:lsdException w:unhideWhenUsed="0" w:uiPriority="0" w:semiHidden="0" w:name="Table Grid"/>
+    <w:lsdException w:qFormat="1" w:unhideWhenUsed="0" w:uiPriority="0" w:semiHidden="0" w:name="Table Grid"/>
     <w:lsdException w:unhideWhenUsed="0" w:uiPriority="0" w:semiHidden="0" w:name="Table Theme"/>
     <w:lsdException w:unhideWhenUsed="0" w:uiPriority="60" w:semiHidden="0" w:name="Light Shading"/>
     <w:lsdException w:unhideWhenUsed="0" w:uiPriority="61" w:semiHidden="0" w:name="Light List"/>
@@ -10742,6 +10954,7 @@
   <w:style w:type="character" w:default="1" w:styleId="5">
     <w:name w:val="Default Paragraph Font"/>
     <w:semiHidden/>
+    <w:qFormat/>
     <w:uiPriority w:val="0"/>
   </w:style>
   <w:style w:type="table" w:default="1" w:styleId="3">
@@ -10778,6 +10991,7 @@
   <w:style w:type="table" w:styleId="4">
     <w:name w:val="Table Grid"/>
     <w:basedOn w:val="3"/>
+    <w:qFormat/>
     <w:uiPriority w:val="0"/>
     <w:pPr>
       <w:widowControl w:val="0"/>
